--- a/Homework/Exams/ENGL 3110 - S26 - Morphology Bonus Assignment.docx
+++ b/Homework/Exams/ENGL 3110 - S26 - Morphology Bonus Assignment.docx
@@ -60,51 +60,70 @@
         <w:rPr>
           <w:sz w:val="22"/>
         </w:rPr>
-        <w:t>For each word in the table below, complete two columns:</w:t>
-      </w:r>
-    </w:p>
-    <w:p>
-      <w:r>
-        <w:rPr>
-          <w:b/>
-          <w:sz w:val="22"/>
-        </w:rPr>
-        <w:t xml:space="preserve">1. </w:t>
+        <w:t xml:space="preserve">For each word below, divide it into its component morphemes and label each morpheme as </w:t>
       </w:r>
       <w:r>
         <w:rPr>
           <w:b/>
           <w:sz w:val="22"/>
         </w:rPr>
-        <w:t xml:space="preserve">Morpheme Breakdown: </w:t>
+        <w:t>free</w:t>
       </w:r>
       <w:r>
         <w:rPr>
           <w:sz w:val="22"/>
         </w:rPr>
-        <w:t>Divide the word into its individual morphemes. Use + to separate them. Mark prefixes with a leading hyphen (un-) and suffixes with a trailing hyphen (-ness).</w:t>
-      </w:r>
-    </w:p>
-    <w:p>
-      <w:r>
-        <w:rPr>
-          <w:b/>
-          <w:sz w:val="22"/>
-        </w:rPr>
-        <w:t xml:space="preserve">2. </w:t>
+        <w:t xml:space="preserve"> (can stand alone as a word) or </w:t>
       </w:r>
       <w:r>
         <w:rPr>
           <w:b/>
           <w:sz w:val="22"/>
         </w:rPr>
-        <w:t xml:space="preserve">Free or Bound: </w:t>
+        <w:t>bound</w:t>
       </w:r>
       <w:r>
         <w:rPr>
           <w:sz w:val="22"/>
         </w:rPr>
-        <w:t>Label each morpheme as either free (can stand alone as a word) or bound (must attach to another morpheme). List labels in the same order as your breakdown.</w:t>
+        <w:t xml:space="preserve"> (must attach to another morpheme).</w:t>
+      </w:r>
+    </w:p>
+    <w:p>
+      <w:pPr>
+        <w:spacing w:before="0" w:after="120"/>
+      </w:pPr>
+      <w:r>
+        <w:rPr>
+          <w:sz w:val="22"/>
+        </w:rPr>
+        <w:t>List one morpheme per line in the Answer column. Mark prefixes with a trailing hyphen (</w:t>
+      </w:r>
+      <w:r>
+        <w:rPr>
+          <w:i/>
+          <w:sz w:val="22"/>
+        </w:rPr>
+        <w:t>un-</w:t>
+      </w:r>
+      <w:r>
+        <w:rPr>
+          <w:sz w:val="22"/>
+        </w:rPr>
+        <w:t>) and suffixes with a leading hyphen (</w:t>
+      </w:r>
+      <w:r>
+        <w:rPr>
+          <w:i/>
+          <w:sz w:val="22"/>
+        </w:rPr>
+        <w:t>-ness</w:t>
+      </w:r>
+      <w:r>
+        <w:rPr>
+          <w:sz w:val="22"/>
+        </w:rPr>
+        <w:t>).</w:t>
       </w:r>
     </w:p>
     <w:p>
@@ -114,9 +133,9 @@
       <w:r>
         <w:rPr>
           <w:b/>
-          <w:sz w:val="20"/>
+          <w:sz w:val="22"/>
         </w:rPr>
-        <w:t xml:space="preserve">Example: </w:t>
+        <w:t>Example (completed):</w:t>
       </w:r>
     </w:p>
     <w:tbl>
@@ -138,6 +157,28 @@
             <w:shd w:fill="E8E8E8" w:val="clear"/>
           </w:tcPr>
           <w:p>
+            <w:pPr>
+              <w:jc w:val="center"/>
+            </w:pPr>
+            <w:r/>
+            <w:r>
+              <w:rPr>
+                <w:b/>
+                <w:sz w:val="20"/>
+              </w:rPr>
+              <w:t>#</w:t>
+            </w:r>
+          </w:p>
+        </w:tc>
+        <w:tc>
+          <w:tcPr>
+            <w:tcW w:type="dxa" w:w="2880"/>
+            <w:shd w:fill="E8E8E8" w:val="clear"/>
+          </w:tcPr>
+          <w:p>
+            <w:pPr>
+              <w:jc w:val="left"/>
+            </w:pPr>
             <w:r/>
             <w:r>
               <w:rPr>
@@ -154,29 +195,16 @@
             <w:shd w:fill="E8E8E8" w:val="clear"/>
           </w:tcPr>
           <w:p>
+            <w:pPr>
+              <w:jc w:val="left"/>
+            </w:pPr>
             <w:r/>
             <w:r>
               <w:rPr>
                 <w:b/>
                 <w:sz w:val="20"/>
               </w:rPr>
-              <w:t>Morpheme Breakdown</w:t>
-            </w:r>
-          </w:p>
-        </w:tc>
-        <w:tc>
-          <w:tcPr>
-            <w:tcW w:type="dxa" w:w="2880"/>
-            <w:shd w:fill="E8E8E8" w:val="clear"/>
-          </w:tcPr>
-          <w:p>
-            <w:r/>
-            <w:r>
-              <w:rPr>
-                <w:b/>
-                <w:sz w:val="20"/>
-              </w:rPr>
-              <w:t>Free or Bound?</w:t>
+              <w:t>Answer</w:t>
             </w:r>
           </w:p>
         </w:tc>
@@ -187,10 +215,27 @@
             <w:tcW w:type="dxa" w:w="2880"/>
           </w:tcPr>
           <w:p>
+            <w:pPr>
+              <w:jc w:val="center"/>
+            </w:pPr>
             <w:r/>
             <w:r>
               <w:rPr>
-                <w:i/>
+                <w:sz w:val="20"/>
+              </w:rPr>
+              <w:t>—</w:t>
+            </w:r>
+          </w:p>
+        </w:tc>
+        <w:tc>
+          <w:tcPr>
+            <w:tcW w:type="dxa" w:w="2880"/>
+          </w:tcPr>
+          <w:p>
+            <w:r/>
+            <w:r>
+              <w:rPr>
+                <w:b/>
                 <w:sz w:val="20"/>
               </w:rPr>
               <w:t>unhelpful</w:t>
@@ -202,26 +247,57 @@
             <w:tcW w:type="dxa" w:w="2880"/>
           </w:tcPr>
           <w:p>
-            <w:r/>
+            <w:pPr>
+              <w:jc w:val="left"/>
+            </w:pPr>
+            <w:r>
+              <w:rPr>
+                <w:b/>
+                <w:sz w:val="20"/>
+              </w:rPr>
+              <w:t>un-</w:t>
+            </w:r>
             <w:r>
               <w:rPr>
                 <w:sz w:val="20"/>
               </w:rPr>
-              <w:t>un- + help + -ful</w:t>
+              <w:t xml:space="preserve">  —  bound</w:t>
             </w:r>
           </w:p>
-        </w:tc>
-        <w:tc>
-          <w:tcPr>
-            <w:tcW w:type="dxa" w:w="2880"/>
-          </w:tcPr>
           <w:p>
-            <w:r/>
+            <w:pPr>
+              <w:jc w:val="left"/>
+            </w:pPr>
+            <w:r>
+              <w:rPr>
+                <w:b/>
+                <w:sz w:val="20"/>
+              </w:rPr>
+              <w:t>help</w:t>
+            </w:r>
             <w:r>
               <w:rPr>
                 <w:sz w:val="20"/>
               </w:rPr>
-              <w:t>bound, free, bound</w:t>
+              <w:t xml:space="preserve">  —  free</w:t>
+            </w:r>
+          </w:p>
+          <w:p>
+            <w:pPr>
+              <w:jc w:val="left"/>
+            </w:pPr>
+            <w:r>
+              <w:rPr>
+                <w:b/>
+                <w:sz w:val="20"/>
+              </w:rPr>
+              <w:t>-ful</w:t>
+            </w:r>
+            <w:r>
+              <w:rPr>
+                <w:sz w:val="20"/>
+              </w:rPr>
+              <w:t xml:space="preserve">  —  bound</w:t>
             </w:r>
           </w:p>
         </w:tc>
@@ -229,7 +305,7 @@
     </w:tbl>
     <w:p>
       <w:pPr>
-        <w:spacing w:before="80" w:after="80"/>
+        <w:spacing w:before="120" w:after="80"/>
       </w:pPr>
     </w:p>
     <w:tbl>
@@ -240,15 +316,14 @@
         <w:tblLook w:firstColumn="1" w:firstRow="1" w:lastColumn="0" w:lastRow="0" w:noHBand="0" w:noVBand="1" w:val="04A0"/>
       </w:tblPr>
       <w:tblGrid>
-        <w:gridCol w:w="2160"/>
-        <w:gridCol w:w="2160"/>
-        <w:gridCol w:w="2160"/>
-        <w:gridCol w:w="2160"/>
+        <w:gridCol w:w="2880"/>
+        <w:gridCol w:w="2880"/>
+        <w:gridCol w:w="2880"/>
       </w:tblGrid>
       <w:tr>
         <w:tc>
           <w:tcPr>
-            <w:tcW w:type="dxa" w:w="2160"/>
+            <w:tcW w:type="dxa" w:w="2880"/>
             <w:shd w:fill="E8E8E8" w:val="clear"/>
           </w:tcPr>
           <w:p>
@@ -267,7 +342,7 @@
         </w:tc>
         <w:tc>
           <w:tcPr>
-            <w:tcW w:type="dxa" w:w="2160"/>
+            <w:tcW w:type="dxa" w:w="2880"/>
             <w:shd w:fill="E8E8E8" w:val="clear"/>
           </w:tcPr>
           <w:p>
@@ -286,7 +361,7 @@
         </w:tc>
         <w:tc>
           <w:tcPr>
-            <w:tcW w:type="dxa" w:w="2160"/>
+            <w:tcW w:type="dxa" w:w="2880"/>
             <w:shd w:fill="E8E8E8" w:val="clear"/>
           </w:tcPr>
           <w:p>
@@ -299,26 +374,7 @@
                 <w:b/>
                 <w:sz w:val="20"/>
               </w:rPr>
-              <w:t>Morpheme Breakdown</w:t>
-            </w:r>
-          </w:p>
-        </w:tc>
-        <w:tc>
-          <w:tcPr>
-            <w:tcW w:type="dxa" w:w="2160"/>
-            <w:shd w:fill="E8E8E8" w:val="clear"/>
-          </w:tcPr>
-          <w:p>
-            <w:pPr>
-              <w:jc w:val="left"/>
-            </w:pPr>
-            <w:r/>
-            <w:r>
-              <w:rPr>
-                <w:b/>
-                <w:sz w:val="20"/>
-              </w:rPr>
-              <w:t>Free or Bound?</w:t>
+              <w:t>Answer</w:t>
             </w:r>
           </w:p>
         </w:tc>
@@ -326,7 +382,7 @@
       <w:tr>
         <w:tc>
           <w:tcPr>
-            <w:tcW w:type="dxa" w:w="2160"/>
+            <w:tcW w:type="dxa" w:w="2880"/>
           </w:tcPr>
           <w:p>
             <w:pPr>
@@ -343,7 +399,7 @@
         </w:tc>
         <w:tc>
           <w:tcPr>
-            <w:tcW w:type="dxa" w:w="2160"/>
+            <w:tcW w:type="dxa" w:w="2880"/>
           </w:tcPr>
           <w:p>
             <w:r/>
@@ -358,25 +414,35 @@
         </w:tc>
         <w:tc>
           <w:tcPr>
-            <w:tcW w:type="dxa" w:w="2160"/>
+            <w:tcW w:type="dxa" w:w="2880"/>
           </w:tcPr>
           <w:p>
+            <w:pPr>
+              <w:spacing w:before="0" w:after="0"/>
+            </w:pPr>
             <w:r/>
           </w:p>
-        </w:tc>
-        <w:tc>
-          <w:tcPr>
-            <w:tcW w:type="dxa" w:w="2160"/>
-          </w:tcPr>
           <w:p>
-            <w:r/>
+            <w:pPr>
+              <w:spacing w:before="0" w:after="0"/>
+            </w:pPr>
+          </w:p>
+          <w:p>
+            <w:pPr>
+              <w:spacing w:before="0" w:after="0"/>
+            </w:pPr>
+          </w:p>
+          <w:p>
+            <w:pPr>
+              <w:spacing w:before="0" w:after="0"/>
+            </w:pPr>
           </w:p>
         </w:tc>
       </w:tr>
       <w:tr>
         <w:tc>
           <w:tcPr>
-            <w:tcW w:type="dxa" w:w="2160"/>
+            <w:tcW w:type="dxa" w:w="2880"/>
             <w:shd w:fill="F5F5F5" w:val="clear"/>
           </w:tcPr>
           <w:p>
@@ -394,7 +460,7 @@
         </w:tc>
         <w:tc>
           <w:tcPr>
-            <w:tcW w:type="dxa" w:w="2160"/>
+            <w:tcW w:type="dxa" w:w="2880"/>
             <w:shd w:fill="F5F5F5" w:val="clear"/>
           </w:tcPr>
           <w:p>
@@ -410,27 +476,36 @@
         </w:tc>
         <w:tc>
           <w:tcPr>
-            <w:tcW w:type="dxa" w:w="2160"/>
+            <w:tcW w:type="dxa" w:w="2880"/>
             <w:shd w:fill="F5F5F5" w:val="clear"/>
           </w:tcPr>
           <w:p>
+            <w:pPr>
+              <w:spacing w:before="0" w:after="0"/>
+            </w:pPr>
             <w:r/>
           </w:p>
-        </w:tc>
-        <w:tc>
-          <w:tcPr>
-            <w:tcW w:type="dxa" w:w="2160"/>
-            <w:shd w:fill="F5F5F5" w:val="clear"/>
-          </w:tcPr>
           <w:p>
-            <w:r/>
+            <w:pPr>
+              <w:spacing w:before="0" w:after="0"/>
+            </w:pPr>
+          </w:p>
+          <w:p>
+            <w:pPr>
+              <w:spacing w:before="0" w:after="0"/>
+            </w:pPr>
+          </w:p>
+          <w:p>
+            <w:pPr>
+              <w:spacing w:before="0" w:after="0"/>
+            </w:pPr>
           </w:p>
         </w:tc>
       </w:tr>
       <w:tr>
         <w:tc>
           <w:tcPr>
-            <w:tcW w:type="dxa" w:w="2160"/>
+            <w:tcW w:type="dxa" w:w="2880"/>
           </w:tcPr>
           <w:p>
             <w:pPr>
@@ -447,7 +522,7 @@
         </w:tc>
         <w:tc>
           <w:tcPr>
-            <w:tcW w:type="dxa" w:w="2160"/>
+            <w:tcW w:type="dxa" w:w="2880"/>
           </w:tcPr>
           <w:p>
             <w:r/>
@@ -462,25 +537,35 @@
         </w:tc>
         <w:tc>
           <w:tcPr>
-            <w:tcW w:type="dxa" w:w="2160"/>
+            <w:tcW w:type="dxa" w:w="2880"/>
           </w:tcPr>
           <w:p>
+            <w:pPr>
+              <w:spacing w:before="0" w:after="0"/>
+            </w:pPr>
             <w:r/>
           </w:p>
-        </w:tc>
-        <w:tc>
-          <w:tcPr>
-            <w:tcW w:type="dxa" w:w="2160"/>
-          </w:tcPr>
           <w:p>
-            <w:r/>
+            <w:pPr>
+              <w:spacing w:before="0" w:after="0"/>
+            </w:pPr>
+          </w:p>
+          <w:p>
+            <w:pPr>
+              <w:spacing w:before="0" w:after="0"/>
+            </w:pPr>
+          </w:p>
+          <w:p>
+            <w:pPr>
+              <w:spacing w:before="0" w:after="0"/>
+            </w:pPr>
           </w:p>
         </w:tc>
       </w:tr>
       <w:tr>
         <w:tc>
           <w:tcPr>
-            <w:tcW w:type="dxa" w:w="2160"/>
+            <w:tcW w:type="dxa" w:w="2880"/>
             <w:shd w:fill="F5F5F5" w:val="clear"/>
           </w:tcPr>
           <w:p>
@@ -498,7 +583,7 @@
         </w:tc>
         <w:tc>
           <w:tcPr>
-            <w:tcW w:type="dxa" w:w="2160"/>
+            <w:tcW w:type="dxa" w:w="2880"/>
             <w:shd w:fill="F5F5F5" w:val="clear"/>
           </w:tcPr>
           <w:p>
@@ -514,27 +599,36 @@
         </w:tc>
         <w:tc>
           <w:tcPr>
-            <w:tcW w:type="dxa" w:w="2160"/>
+            <w:tcW w:type="dxa" w:w="2880"/>
             <w:shd w:fill="F5F5F5" w:val="clear"/>
           </w:tcPr>
           <w:p>
+            <w:pPr>
+              <w:spacing w:before="0" w:after="0"/>
+            </w:pPr>
             <w:r/>
           </w:p>
-        </w:tc>
-        <w:tc>
-          <w:tcPr>
-            <w:tcW w:type="dxa" w:w="2160"/>
-            <w:shd w:fill="F5F5F5" w:val="clear"/>
-          </w:tcPr>
           <w:p>
-            <w:r/>
+            <w:pPr>
+              <w:spacing w:before="0" w:after="0"/>
+            </w:pPr>
+          </w:p>
+          <w:p>
+            <w:pPr>
+              <w:spacing w:before="0" w:after="0"/>
+            </w:pPr>
+          </w:p>
+          <w:p>
+            <w:pPr>
+              <w:spacing w:before="0" w:after="0"/>
+            </w:pPr>
           </w:p>
         </w:tc>
       </w:tr>
       <w:tr>
         <w:tc>
           <w:tcPr>
-            <w:tcW w:type="dxa" w:w="2160"/>
+            <w:tcW w:type="dxa" w:w="2880"/>
           </w:tcPr>
           <w:p>
             <w:pPr>
@@ -551,7 +645,7 @@
         </w:tc>
         <w:tc>
           <w:tcPr>
-            <w:tcW w:type="dxa" w:w="2160"/>
+            <w:tcW w:type="dxa" w:w="2880"/>
           </w:tcPr>
           <w:p>
             <w:r/>
@@ -566,25 +660,35 @@
         </w:tc>
         <w:tc>
           <w:tcPr>
-            <w:tcW w:type="dxa" w:w="2160"/>
+            <w:tcW w:type="dxa" w:w="2880"/>
           </w:tcPr>
           <w:p>
+            <w:pPr>
+              <w:spacing w:before="0" w:after="0"/>
+            </w:pPr>
             <w:r/>
           </w:p>
-        </w:tc>
-        <w:tc>
-          <w:tcPr>
-            <w:tcW w:type="dxa" w:w="2160"/>
-          </w:tcPr>
           <w:p>
-            <w:r/>
+            <w:pPr>
+              <w:spacing w:before="0" w:after="0"/>
+            </w:pPr>
+          </w:p>
+          <w:p>
+            <w:pPr>
+              <w:spacing w:before="0" w:after="0"/>
+            </w:pPr>
+          </w:p>
+          <w:p>
+            <w:pPr>
+              <w:spacing w:before="0" w:after="0"/>
+            </w:pPr>
           </w:p>
         </w:tc>
       </w:tr>
       <w:tr>
         <w:tc>
           <w:tcPr>
-            <w:tcW w:type="dxa" w:w="2160"/>
+            <w:tcW w:type="dxa" w:w="2880"/>
             <w:shd w:fill="F5F5F5" w:val="clear"/>
           </w:tcPr>
           <w:p>
@@ -602,7 +706,7 @@
         </w:tc>
         <w:tc>
           <w:tcPr>
-            <w:tcW w:type="dxa" w:w="2160"/>
+            <w:tcW w:type="dxa" w:w="2880"/>
             <w:shd w:fill="F5F5F5" w:val="clear"/>
           </w:tcPr>
           <w:p>
@@ -618,27 +722,36 @@
         </w:tc>
         <w:tc>
           <w:tcPr>
-            <w:tcW w:type="dxa" w:w="2160"/>
+            <w:tcW w:type="dxa" w:w="2880"/>
             <w:shd w:fill="F5F5F5" w:val="clear"/>
           </w:tcPr>
           <w:p>
+            <w:pPr>
+              <w:spacing w:before="0" w:after="0"/>
+            </w:pPr>
             <w:r/>
           </w:p>
-        </w:tc>
-        <w:tc>
-          <w:tcPr>
-            <w:tcW w:type="dxa" w:w="2160"/>
-            <w:shd w:fill="F5F5F5" w:val="clear"/>
-          </w:tcPr>
           <w:p>
-            <w:r/>
+            <w:pPr>
+              <w:spacing w:before="0" w:after="0"/>
+            </w:pPr>
+          </w:p>
+          <w:p>
+            <w:pPr>
+              <w:spacing w:before="0" w:after="0"/>
+            </w:pPr>
+          </w:p>
+          <w:p>
+            <w:pPr>
+              <w:spacing w:before="0" w:after="0"/>
+            </w:pPr>
           </w:p>
         </w:tc>
       </w:tr>
       <w:tr>
         <w:tc>
           <w:tcPr>
-            <w:tcW w:type="dxa" w:w="2160"/>
+            <w:tcW w:type="dxa" w:w="2880"/>
           </w:tcPr>
           <w:p>
             <w:pPr>
@@ -655,7 +768,7 @@
         </w:tc>
         <w:tc>
           <w:tcPr>
-            <w:tcW w:type="dxa" w:w="2160"/>
+            <w:tcW w:type="dxa" w:w="2880"/>
           </w:tcPr>
           <w:p>
             <w:r/>
@@ -670,25 +783,35 @@
         </w:tc>
         <w:tc>
           <w:tcPr>
-            <w:tcW w:type="dxa" w:w="2160"/>
+            <w:tcW w:type="dxa" w:w="2880"/>
           </w:tcPr>
           <w:p>
+            <w:pPr>
+              <w:spacing w:before="0" w:after="0"/>
+            </w:pPr>
             <w:r/>
           </w:p>
-        </w:tc>
-        <w:tc>
-          <w:tcPr>
-            <w:tcW w:type="dxa" w:w="2160"/>
-          </w:tcPr>
           <w:p>
-            <w:r/>
+            <w:pPr>
+              <w:spacing w:before="0" w:after="0"/>
+            </w:pPr>
+          </w:p>
+          <w:p>
+            <w:pPr>
+              <w:spacing w:before="0" w:after="0"/>
+            </w:pPr>
+          </w:p>
+          <w:p>
+            <w:pPr>
+              <w:spacing w:before="0" w:after="0"/>
+            </w:pPr>
           </w:p>
         </w:tc>
       </w:tr>
       <w:tr>
         <w:tc>
           <w:tcPr>
-            <w:tcW w:type="dxa" w:w="2160"/>
+            <w:tcW w:type="dxa" w:w="2880"/>
             <w:shd w:fill="F5F5F5" w:val="clear"/>
           </w:tcPr>
           <w:p>
@@ -706,7 +829,7 @@
         </w:tc>
         <w:tc>
           <w:tcPr>
-            <w:tcW w:type="dxa" w:w="2160"/>
+            <w:tcW w:type="dxa" w:w="2880"/>
             <w:shd w:fill="F5F5F5" w:val="clear"/>
           </w:tcPr>
           <w:p>
@@ -722,27 +845,36 @@
         </w:tc>
         <w:tc>
           <w:tcPr>
-            <w:tcW w:type="dxa" w:w="2160"/>
+            <w:tcW w:type="dxa" w:w="2880"/>
             <w:shd w:fill="F5F5F5" w:val="clear"/>
           </w:tcPr>
           <w:p>
+            <w:pPr>
+              <w:spacing w:before="0" w:after="0"/>
+            </w:pPr>
             <w:r/>
           </w:p>
-        </w:tc>
-        <w:tc>
-          <w:tcPr>
-            <w:tcW w:type="dxa" w:w="2160"/>
-            <w:shd w:fill="F5F5F5" w:val="clear"/>
-          </w:tcPr>
           <w:p>
-            <w:r/>
+            <w:pPr>
+              <w:spacing w:before="0" w:after="0"/>
+            </w:pPr>
+          </w:p>
+          <w:p>
+            <w:pPr>
+              <w:spacing w:before="0" w:after="0"/>
+            </w:pPr>
+          </w:p>
+          <w:p>
+            <w:pPr>
+              <w:spacing w:before="0" w:after="0"/>
+            </w:pPr>
           </w:p>
         </w:tc>
       </w:tr>
       <w:tr>
         <w:tc>
           <w:tcPr>
-            <w:tcW w:type="dxa" w:w="2160"/>
+            <w:tcW w:type="dxa" w:w="2880"/>
           </w:tcPr>
           <w:p>
             <w:pPr>
@@ -759,7 +891,7 @@
         </w:tc>
         <w:tc>
           <w:tcPr>
-            <w:tcW w:type="dxa" w:w="2160"/>
+            <w:tcW w:type="dxa" w:w="2880"/>
           </w:tcPr>
           <w:p>
             <w:r/>
@@ -774,25 +906,35 @@
         </w:tc>
         <w:tc>
           <w:tcPr>
-            <w:tcW w:type="dxa" w:w="2160"/>
+            <w:tcW w:type="dxa" w:w="2880"/>
           </w:tcPr>
           <w:p>
+            <w:pPr>
+              <w:spacing w:before="0" w:after="0"/>
+            </w:pPr>
             <w:r/>
           </w:p>
-        </w:tc>
-        <w:tc>
-          <w:tcPr>
-            <w:tcW w:type="dxa" w:w="2160"/>
-          </w:tcPr>
           <w:p>
-            <w:r/>
+            <w:pPr>
+              <w:spacing w:before="0" w:after="0"/>
+            </w:pPr>
+          </w:p>
+          <w:p>
+            <w:pPr>
+              <w:spacing w:before="0" w:after="0"/>
+            </w:pPr>
+          </w:p>
+          <w:p>
+            <w:pPr>
+              <w:spacing w:before="0" w:after="0"/>
+            </w:pPr>
           </w:p>
         </w:tc>
       </w:tr>
       <w:tr>
         <w:tc>
           <w:tcPr>
-            <w:tcW w:type="dxa" w:w="2160"/>
+            <w:tcW w:type="dxa" w:w="2880"/>
             <w:shd w:fill="F5F5F5" w:val="clear"/>
           </w:tcPr>
           <w:p>
@@ -810,7 +952,7 @@
         </w:tc>
         <w:tc>
           <w:tcPr>
-            <w:tcW w:type="dxa" w:w="2160"/>
+            <w:tcW w:type="dxa" w:w="2880"/>
             <w:shd w:fill="F5F5F5" w:val="clear"/>
           </w:tcPr>
           <w:p>
@@ -826,27 +968,36 @@
         </w:tc>
         <w:tc>
           <w:tcPr>
-            <w:tcW w:type="dxa" w:w="2160"/>
+            <w:tcW w:type="dxa" w:w="2880"/>
             <w:shd w:fill="F5F5F5" w:val="clear"/>
           </w:tcPr>
           <w:p>
+            <w:pPr>
+              <w:spacing w:before="0" w:after="0"/>
+            </w:pPr>
             <w:r/>
           </w:p>
-        </w:tc>
-        <w:tc>
-          <w:tcPr>
-            <w:tcW w:type="dxa" w:w="2160"/>
-            <w:shd w:fill="F5F5F5" w:val="clear"/>
-          </w:tcPr>
           <w:p>
-            <w:r/>
+            <w:pPr>
+              <w:spacing w:before="0" w:after="0"/>
+            </w:pPr>
+          </w:p>
+          <w:p>
+            <w:pPr>
+              <w:spacing w:before="0" w:after="0"/>
+            </w:pPr>
+          </w:p>
+          <w:p>
+            <w:pPr>
+              <w:spacing w:before="0" w:after="0"/>
+            </w:pPr>
           </w:p>
         </w:tc>
       </w:tr>
       <w:tr>
         <w:tc>
           <w:tcPr>
-            <w:tcW w:type="dxa" w:w="2160"/>
+            <w:tcW w:type="dxa" w:w="2880"/>
           </w:tcPr>
           <w:p>
             <w:pPr>
@@ -863,7 +1014,7 @@
         </w:tc>
         <w:tc>
           <w:tcPr>
-            <w:tcW w:type="dxa" w:w="2160"/>
+            <w:tcW w:type="dxa" w:w="2880"/>
           </w:tcPr>
           <w:p>
             <w:r/>
@@ -878,25 +1029,35 @@
         </w:tc>
         <w:tc>
           <w:tcPr>
-            <w:tcW w:type="dxa" w:w="2160"/>
+            <w:tcW w:type="dxa" w:w="2880"/>
           </w:tcPr>
           <w:p>
+            <w:pPr>
+              <w:spacing w:before="0" w:after="0"/>
+            </w:pPr>
             <w:r/>
           </w:p>
-        </w:tc>
-        <w:tc>
-          <w:tcPr>
-            <w:tcW w:type="dxa" w:w="2160"/>
-          </w:tcPr>
           <w:p>
-            <w:r/>
+            <w:pPr>
+              <w:spacing w:before="0" w:after="0"/>
+            </w:pPr>
+          </w:p>
+          <w:p>
+            <w:pPr>
+              <w:spacing w:before="0" w:after="0"/>
+            </w:pPr>
+          </w:p>
+          <w:p>
+            <w:pPr>
+              <w:spacing w:before="0" w:after="0"/>
+            </w:pPr>
           </w:p>
         </w:tc>
       </w:tr>
       <w:tr>
         <w:tc>
           <w:tcPr>
-            <w:tcW w:type="dxa" w:w="2160"/>
+            <w:tcW w:type="dxa" w:w="2880"/>
             <w:shd w:fill="F5F5F5" w:val="clear"/>
           </w:tcPr>
           <w:p>
@@ -914,7 +1075,7 @@
         </w:tc>
         <w:tc>
           <w:tcPr>
-            <w:tcW w:type="dxa" w:w="2160"/>
+            <w:tcW w:type="dxa" w:w="2880"/>
             <w:shd w:fill="F5F5F5" w:val="clear"/>
           </w:tcPr>
           <w:p>
@@ -930,27 +1091,36 @@
         </w:tc>
         <w:tc>
           <w:tcPr>
-            <w:tcW w:type="dxa" w:w="2160"/>
+            <w:tcW w:type="dxa" w:w="2880"/>
             <w:shd w:fill="F5F5F5" w:val="clear"/>
           </w:tcPr>
           <w:p>
+            <w:pPr>
+              <w:spacing w:before="0" w:after="0"/>
+            </w:pPr>
             <w:r/>
           </w:p>
-        </w:tc>
-        <w:tc>
-          <w:tcPr>
-            <w:tcW w:type="dxa" w:w="2160"/>
-            <w:shd w:fill="F5F5F5" w:val="clear"/>
-          </w:tcPr>
           <w:p>
-            <w:r/>
+            <w:pPr>
+              <w:spacing w:before="0" w:after="0"/>
+            </w:pPr>
+          </w:p>
+          <w:p>
+            <w:pPr>
+              <w:spacing w:before="0" w:after="0"/>
+            </w:pPr>
+          </w:p>
+          <w:p>
+            <w:pPr>
+              <w:spacing w:before="0" w:after="0"/>
+            </w:pPr>
           </w:p>
         </w:tc>
       </w:tr>
       <w:tr>
         <w:tc>
           <w:tcPr>
-            <w:tcW w:type="dxa" w:w="2160"/>
+            <w:tcW w:type="dxa" w:w="2880"/>
           </w:tcPr>
           <w:p>
             <w:pPr>
@@ -967,7 +1137,7 @@
         </w:tc>
         <w:tc>
           <w:tcPr>
-            <w:tcW w:type="dxa" w:w="2160"/>
+            <w:tcW w:type="dxa" w:w="2880"/>
           </w:tcPr>
           <w:p>
             <w:r/>
@@ -982,25 +1152,35 @@
         </w:tc>
         <w:tc>
           <w:tcPr>
-            <w:tcW w:type="dxa" w:w="2160"/>
+            <w:tcW w:type="dxa" w:w="2880"/>
           </w:tcPr>
           <w:p>
+            <w:pPr>
+              <w:spacing w:before="0" w:after="0"/>
+            </w:pPr>
             <w:r/>
           </w:p>
-        </w:tc>
-        <w:tc>
-          <w:tcPr>
-            <w:tcW w:type="dxa" w:w="2160"/>
-          </w:tcPr>
           <w:p>
-            <w:r/>
+            <w:pPr>
+              <w:spacing w:before="0" w:after="0"/>
+            </w:pPr>
+          </w:p>
+          <w:p>
+            <w:pPr>
+              <w:spacing w:before="0" w:after="0"/>
+            </w:pPr>
+          </w:p>
+          <w:p>
+            <w:pPr>
+              <w:spacing w:before="0" w:after="0"/>
+            </w:pPr>
           </w:p>
         </w:tc>
       </w:tr>
       <w:tr>
         <w:tc>
           <w:tcPr>
-            <w:tcW w:type="dxa" w:w="2160"/>
+            <w:tcW w:type="dxa" w:w="2880"/>
             <w:shd w:fill="F5F5F5" w:val="clear"/>
           </w:tcPr>
           <w:p>
@@ -1018,7 +1198,7 @@
         </w:tc>
         <w:tc>
           <w:tcPr>
-            <w:tcW w:type="dxa" w:w="2160"/>
+            <w:tcW w:type="dxa" w:w="2880"/>
             <w:shd w:fill="F5F5F5" w:val="clear"/>
           </w:tcPr>
           <w:p>
@@ -1034,27 +1214,36 @@
         </w:tc>
         <w:tc>
           <w:tcPr>
-            <w:tcW w:type="dxa" w:w="2160"/>
+            <w:tcW w:type="dxa" w:w="2880"/>
             <w:shd w:fill="F5F5F5" w:val="clear"/>
           </w:tcPr>
           <w:p>
+            <w:pPr>
+              <w:spacing w:before="0" w:after="0"/>
+            </w:pPr>
             <w:r/>
           </w:p>
-        </w:tc>
-        <w:tc>
-          <w:tcPr>
-            <w:tcW w:type="dxa" w:w="2160"/>
-            <w:shd w:fill="F5F5F5" w:val="clear"/>
-          </w:tcPr>
           <w:p>
-            <w:r/>
+            <w:pPr>
+              <w:spacing w:before="0" w:after="0"/>
+            </w:pPr>
+          </w:p>
+          <w:p>
+            <w:pPr>
+              <w:spacing w:before="0" w:after="0"/>
+            </w:pPr>
+          </w:p>
+          <w:p>
+            <w:pPr>
+              <w:spacing w:before="0" w:after="0"/>
+            </w:pPr>
           </w:p>
         </w:tc>
       </w:tr>
       <w:tr>
         <w:tc>
           <w:tcPr>
-            <w:tcW w:type="dxa" w:w="2160"/>
+            <w:tcW w:type="dxa" w:w="2880"/>
           </w:tcPr>
           <w:p>
             <w:pPr>
@@ -1071,7 +1260,7 @@
         </w:tc>
         <w:tc>
           <w:tcPr>
-            <w:tcW w:type="dxa" w:w="2160"/>
+            <w:tcW w:type="dxa" w:w="2880"/>
           </w:tcPr>
           <w:p>
             <w:r/>
@@ -1086,25 +1275,35 @@
         </w:tc>
         <w:tc>
           <w:tcPr>
-            <w:tcW w:type="dxa" w:w="2160"/>
+            <w:tcW w:type="dxa" w:w="2880"/>
           </w:tcPr>
           <w:p>
+            <w:pPr>
+              <w:spacing w:before="0" w:after="0"/>
+            </w:pPr>
             <w:r/>
           </w:p>
-        </w:tc>
-        <w:tc>
-          <w:tcPr>
-            <w:tcW w:type="dxa" w:w="2160"/>
-          </w:tcPr>
           <w:p>
-            <w:r/>
+            <w:pPr>
+              <w:spacing w:before="0" w:after="0"/>
+            </w:pPr>
+          </w:p>
+          <w:p>
+            <w:pPr>
+              <w:spacing w:before="0" w:after="0"/>
+            </w:pPr>
+          </w:p>
+          <w:p>
+            <w:pPr>
+              <w:spacing w:before="0" w:after="0"/>
+            </w:pPr>
           </w:p>
         </w:tc>
       </w:tr>
       <w:tr>
         <w:tc>
           <w:tcPr>
-            <w:tcW w:type="dxa" w:w="2160"/>
+            <w:tcW w:type="dxa" w:w="2880"/>
             <w:shd w:fill="F5F5F5" w:val="clear"/>
           </w:tcPr>
           <w:p>
@@ -1122,7 +1321,7 @@
         </w:tc>
         <w:tc>
           <w:tcPr>
-            <w:tcW w:type="dxa" w:w="2160"/>
+            <w:tcW w:type="dxa" w:w="2880"/>
             <w:shd w:fill="F5F5F5" w:val="clear"/>
           </w:tcPr>
           <w:p>
@@ -1138,27 +1337,36 @@
         </w:tc>
         <w:tc>
           <w:tcPr>
-            <w:tcW w:type="dxa" w:w="2160"/>
+            <w:tcW w:type="dxa" w:w="2880"/>
             <w:shd w:fill="F5F5F5" w:val="clear"/>
           </w:tcPr>
           <w:p>
+            <w:pPr>
+              <w:spacing w:before="0" w:after="0"/>
+            </w:pPr>
             <w:r/>
           </w:p>
-        </w:tc>
-        <w:tc>
-          <w:tcPr>
-            <w:tcW w:type="dxa" w:w="2160"/>
-            <w:shd w:fill="F5F5F5" w:val="clear"/>
-          </w:tcPr>
           <w:p>
-            <w:r/>
+            <w:pPr>
+              <w:spacing w:before="0" w:after="0"/>
+            </w:pPr>
+          </w:p>
+          <w:p>
+            <w:pPr>
+              <w:spacing w:before="0" w:after="0"/>
+            </w:pPr>
+          </w:p>
+          <w:p>
+            <w:pPr>
+              <w:spacing w:before="0" w:after="0"/>
+            </w:pPr>
           </w:p>
         </w:tc>
       </w:tr>
       <w:tr>
         <w:tc>
           <w:tcPr>
-            <w:tcW w:type="dxa" w:w="2160"/>
+            <w:tcW w:type="dxa" w:w="2880"/>
           </w:tcPr>
           <w:p>
             <w:pPr>
@@ -1175,7 +1383,7 @@
         </w:tc>
         <w:tc>
           <w:tcPr>
-            <w:tcW w:type="dxa" w:w="2160"/>
+            <w:tcW w:type="dxa" w:w="2880"/>
           </w:tcPr>
           <w:p>
             <w:r/>
@@ -1190,25 +1398,35 @@
         </w:tc>
         <w:tc>
           <w:tcPr>
-            <w:tcW w:type="dxa" w:w="2160"/>
+            <w:tcW w:type="dxa" w:w="2880"/>
           </w:tcPr>
           <w:p>
+            <w:pPr>
+              <w:spacing w:before="0" w:after="0"/>
+            </w:pPr>
             <w:r/>
           </w:p>
-        </w:tc>
-        <w:tc>
-          <w:tcPr>
-            <w:tcW w:type="dxa" w:w="2160"/>
-          </w:tcPr>
           <w:p>
-            <w:r/>
+            <w:pPr>
+              <w:spacing w:before="0" w:after="0"/>
+            </w:pPr>
+          </w:p>
+          <w:p>
+            <w:pPr>
+              <w:spacing w:before="0" w:after="0"/>
+            </w:pPr>
+          </w:p>
+          <w:p>
+            <w:pPr>
+              <w:spacing w:before="0" w:after="0"/>
+            </w:pPr>
           </w:p>
         </w:tc>
       </w:tr>
       <w:tr>
         <w:tc>
           <w:tcPr>
-            <w:tcW w:type="dxa" w:w="2160"/>
+            <w:tcW w:type="dxa" w:w="2880"/>
             <w:shd w:fill="F5F5F5" w:val="clear"/>
           </w:tcPr>
           <w:p>
@@ -1226,7 +1444,7 @@
         </w:tc>
         <w:tc>
           <w:tcPr>
-            <w:tcW w:type="dxa" w:w="2160"/>
+            <w:tcW w:type="dxa" w:w="2880"/>
             <w:shd w:fill="F5F5F5" w:val="clear"/>
           </w:tcPr>
           <w:p>
@@ -1242,27 +1460,36 @@
         </w:tc>
         <w:tc>
           <w:tcPr>
-            <w:tcW w:type="dxa" w:w="2160"/>
+            <w:tcW w:type="dxa" w:w="2880"/>
             <w:shd w:fill="F5F5F5" w:val="clear"/>
           </w:tcPr>
           <w:p>
+            <w:pPr>
+              <w:spacing w:before="0" w:after="0"/>
+            </w:pPr>
             <w:r/>
           </w:p>
-        </w:tc>
-        <w:tc>
-          <w:tcPr>
-            <w:tcW w:type="dxa" w:w="2160"/>
-            <w:shd w:fill="F5F5F5" w:val="clear"/>
-          </w:tcPr>
           <w:p>
-            <w:r/>
+            <w:pPr>
+              <w:spacing w:before="0" w:after="0"/>
+            </w:pPr>
+          </w:p>
+          <w:p>
+            <w:pPr>
+              <w:spacing w:before="0" w:after="0"/>
+            </w:pPr>
+          </w:p>
+          <w:p>
+            <w:pPr>
+              <w:spacing w:before="0" w:after="0"/>
+            </w:pPr>
           </w:p>
         </w:tc>
       </w:tr>
       <w:tr>
         <w:tc>
           <w:tcPr>
-            <w:tcW w:type="dxa" w:w="2160"/>
+            <w:tcW w:type="dxa" w:w="2880"/>
           </w:tcPr>
           <w:p>
             <w:pPr>
@@ -1279,7 +1506,7 @@
         </w:tc>
         <w:tc>
           <w:tcPr>
-            <w:tcW w:type="dxa" w:w="2160"/>
+            <w:tcW w:type="dxa" w:w="2880"/>
           </w:tcPr>
           <w:p>
             <w:r/>
@@ -1294,25 +1521,35 @@
         </w:tc>
         <w:tc>
           <w:tcPr>
-            <w:tcW w:type="dxa" w:w="2160"/>
+            <w:tcW w:type="dxa" w:w="2880"/>
           </w:tcPr>
           <w:p>
+            <w:pPr>
+              <w:spacing w:before="0" w:after="0"/>
+            </w:pPr>
             <w:r/>
           </w:p>
-        </w:tc>
-        <w:tc>
-          <w:tcPr>
-            <w:tcW w:type="dxa" w:w="2160"/>
-          </w:tcPr>
           <w:p>
-            <w:r/>
+            <w:pPr>
+              <w:spacing w:before="0" w:after="0"/>
+            </w:pPr>
+          </w:p>
+          <w:p>
+            <w:pPr>
+              <w:spacing w:before="0" w:after="0"/>
+            </w:pPr>
+          </w:p>
+          <w:p>
+            <w:pPr>
+              <w:spacing w:before="0" w:after="0"/>
+            </w:pPr>
           </w:p>
         </w:tc>
       </w:tr>
       <w:tr>
         <w:tc>
           <w:tcPr>
-            <w:tcW w:type="dxa" w:w="2160"/>
+            <w:tcW w:type="dxa" w:w="2880"/>
             <w:shd w:fill="F5F5F5" w:val="clear"/>
           </w:tcPr>
           <w:p>
@@ -1330,7 +1567,7 @@
         </w:tc>
         <w:tc>
           <w:tcPr>
-            <w:tcW w:type="dxa" w:w="2160"/>
+            <w:tcW w:type="dxa" w:w="2880"/>
             <w:shd w:fill="F5F5F5" w:val="clear"/>
           </w:tcPr>
           <w:p>
@@ -1346,20 +1583,29 @@
         </w:tc>
         <w:tc>
           <w:tcPr>
-            <w:tcW w:type="dxa" w:w="2160"/>
+            <w:tcW w:type="dxa" w:w="2880"/>
             <w:shd w:fill="F5F5F5" w:val="clear"/>
           </w:tcPr>
           <w:p>
+            <w:pPr>
+              <w:spacing w:before="0" w:after="0"/>
+            </w:pPr>
             <w:r/>
           </w:p>
-        </w:tc>
-        <w:tc>
-          <w:tcPr>
-            <w:tcW w:type="dxa" w:w="2160"/>
-            <w:shd w:fill="F5F5F5" w:val="clear"/>
-          </w:tcPr>
           <w:p>
-            <w:r/>
+            <w:pPr>
+              <w:spacing w:before="0" w:after="0"/>
+            </w:pPr>
+          </w:p>
+          <w:p>
+            <w:pPr>
+              <w:spacing w:before="0" w:after="0"/>
+            </w:pPr>
+          </w:p>
+          <w:p>
+            <w:pPr>
+              <w:spacing w:before="0" w:after="0"/>
+            </w:pPr>
           </w:p>
         </w:tc>
       </w:tr>
